--- a/docs/requerimientos_funcionales/obligatorios/rf_06/plantilla_rf06.docx
+++ b/docs/requerimientos_funcionales/obligatorios/rf_06/plantilla_rf06.docx
@@ -3123,7 +3123,7 @@
           <w:sz w:val="20"/>
           <w:szCs w:val="20"/>
         </w:rPr>
-        <w:t>Registra a la Mascota y devuelve el estado de su incorporación al Registro.</w:t>
+        <w:t>Permitir administrar el Registro Único de Mascotas.</w:t>
       </w:r>
     </w:p>
     <w:p>
